--- a/guj/docx/018.content.docx
+++ b/guj/docx/018.content.docx
@@ -525,18 +525,12 @@
           <w:lang w:val="gu_IN" w:bidi="gu_IN"/>
         </w:rPr>
       </w:r>
-      <w:hyperlink r:id="rId13">
-        <w:r>
-          <w:rPr>
-            <w:lang w:val="gu_IN" w:bidi="gu_IN"/>
-          </w:rPr>
-          <w:rPr>
-            <w:color w:val="0000EE"/>
-            <w:u w:val="single"/>
-          </w:rPr>
-          <w:t>1 કાળવૃતાંત 11:15–17</w:t>
-        </w:r>
-      </w:hyperlink>
+      <w:r>
+        <w:rPr>
+          <w:lang w:val="gu_IN" w:bidi="gu_IN"/>
+        </w:rPr>
+        <w:t>1 કાળવૃતાંત 11:15–17</w:t>
+      </w:r>
     </w:p>
     <w:p>
       <w:pPr>
@@ -549,18 +543,12 @@
           <w:lang w:val="gu_IN" w:bidi="gu_IN"/>
         </w:rPr>
       </w:r>
-      <w:hyperlink r:id="rId14">
-        <w:r>
-          <w:rPr>
-            <w:lang w:val="gu_IN" w:bidi="gu_IN"/>
-          </w:rPr>
-          <w:rPr>
-            <w:color w:val="0000EE"/>
-            <w:u w:val="single"/>
-          </w:rPr>
-          <w:t>2 શમુએલ 17:17–18</w:t>
-        </w:r>
-      </w:hyperlink>
+      <w:r>
+        <w:rPr>
+          <w:lang w:val="gu_IN" w:bidi="gu_IN"/>
+        </w:rPr>
+        <w:t>2 શમુએલ 17:17–18</w:t>
+      </w:r>
     </w:p>
     <w:p>
       <w:pPr>
@@ -573,18 +561,12 @@
           <w:lang w:val="gu_IN" w:bidi="gu_IN"/>
         </w:rPr>
       </w:r>
-      <w:hyperlink r:id="rId15">
-        <w:r>
-          <w:rPr>
-            <w:lang w:val="gu_IN" w:bidi="gu_IN"/>
-          </w:rPr>
-          <w:rPr>
-            <w:color w:val="0000EE"/>
-            <w:u w:val="single"/>
-          </w:rPr>
-          <w:t>ઉત્પત્તિ 16:13–14</w:t>
-        </w:r>
-      </w:hyperlink>
+      <w:r>
+        <w:rPr>
+          <w:lang w:val="gu_IN" w:bidi="gu_IN"/>
+        </w:rPr>
+        <w:t>ઉત્પત્તિ 16:13–14</w:t>
+      </w:r>
     </w:p>
     <w:p>
       <w:pPr>
@@ -597,18 +579,12 @@
           <w:lang w:val="gu_IN" w:bidi="gu_IN"/>
         </w:rPr>
       </w:r>
-      <w:hyperlink r:id="rId16">
-        <w:r>
-          <w:rPr>
-            <w:lang w:val="gu_IN" w:bidi="gu_IN"/>
-          </w:rPr>
-          <w:rPr>
-            <w:color w:val="0000EE"/>
-            <w:u w:val="single"/>
-          </w:rPr>
-          <w:t>લૂક 14:4–6</w:t>
-        </w:r>
-      </w:hyperlink>
+      <w:r>
+        <w:rPr>
+          <w:lang w:val="gu_IN" w:bidi="gu_IN"/>
+        </w:rPr>
+        <w:t>લૂક 14:4–6</w:t>
+      </w:r>
     </w:p>
     <w:p>
       <w:pPr>
@@ -621,18 +597,12 @@
           <w:lang w:val="gu_IN" w:bidi="gu_IN"/>
         </w:rPr>
       </w:r>
-      <w:hyperlink r:id="rId17">
-        <w:r>
-          <w:rPr>
-            <w:lang w:val="gu_IN" w:bidi="gu_IN"/>
-          </w:rPr>
-          <w:rPr>
-            <w:color w:val="0000EE"/>
-            <w:u w:val="single"/>
-          </w:rPr>
-          <w:t>ગણના 20:17</w:t>
-        </w:r>
-      </w:hyperlink>
+      <w:r>
+        <w:rPr>
+          <w:lang w:val="gu_IN" w:bidi="gu_IN"/>
+        </w:rPr>
+        <w:t>ગણના 20:17</w:t>
+      </w:r>
     </w:p>
     <w:p>
       <w:pPr>
@@ -946,18 +916,12 @@
           <w:lang w:val="gu_IN" w:bidi="gu_IN"/>
         </w:rPr>
       </w:r>
-      <w:hyperlink r:id="rId18">
-        <w:r>
-          <w:rPr>
-            <w:lang w:val="gu_IN" w:bidi="gu_IN"/>
-          </w:rPr>
-          <w:rPr>
-            <w:color w:val="0000EE"/>
-            <w:u w:val="single"/>
-          </w:rPr>
-          <w:t>લુક 9:7–9</w:t>
-        </w:r>
-      </w:hyperlink>
+      <w:r>
+        <w:rPr>
+          <w:lang w:val="gu_IN" w:bidi="gu_IN"/>
+        </w:rPr>
+        <w:t>લુક 9:7–9</w:t>
+      </w:r>
     </w:p>
     <w:p>
       <w:pPr>
@@ -970,18 +934,12 @@
           <w:lang w:val="gu_IN" w:bidi="gu_IN"/>
         </w:rPr>
       </w:r>
-      <w:hyperlink r:id="rId19">
-        <w:r>
-          <w:rPr>
-            <w:lang w:val="gu_IN" w:bidi="gu_IN"/>
-          </w:rPr>
-          <w:rPr>
-            <w:color w:val="0000EE"/>
-            <w:u w:val="single"/>
-          </w:rPr>
-          <w:t>માથ્થી 14:1–2</w:t>
-        </w:r>
-      </w:hyperlink>
+      <w:r>
+        <w:rPr>
+          <w:lang w:val="gu_IN" w:bidi="gu_IN"/>
+        </w:rPr>
+        <w:t>માથ્થી 14:1–2</w:t>
+      </w:r>
     </w:p>
     <w:p>
       <w:pPr>
@@ -1237,18 +1195,12 @@
           <w:lang w:val="gu_IN" w:bidi="gu_IN"/>
         </w:rPr>
       </w:r>
-      <w:hyperlink r:id="rId20">
-        <w:r>
-          <w:rPr>
-            <w:lang w:val="gu_IN" w:bidi="gu_IN"/>
-          </w:rPr>
-          <w:rPr>
-            <w:color w:val="0000EE"/>
-            <w:u w:val="single"/>
-          </w:rPr>
-          <w:t>2 કોરીંથી 11:32–33</w:t>
-        </w:r>
-      </w:hyperlink>
+      <w:r>
+        <w:rPr>
+          <w:lang w:val="gu_IN" w:bidi="gu_IN"/>
+        </w:rPr>
+        <w:t>2 કોરીંથી 11:32–33</w:t>
+      </w:r>
     </w:p>
     <w:p>
       <w:pPr>
@@ -1261,18 +1213,12 @@
           <w:lang w:val="gu_IN" w:bidi="gu_IN"/>
         </w:rPr>
       </w:r>
-      <w:hyperlink r:id="rId21">
-        <w:r>
-          <w:rPr>
-            <w:lang w:val="gu_IN" w:bidi="gu_IN"/>
-          </w:rPr>
-          <w:rPr>
-            <w:color w:val="0000EE"/>
-            <w:u w:val="single"/>
-          </w:rPr>
-          <w:t>પ્રેરિતો 9:23–25</w:t>
-        </w:r>
-      </w:hyperlink>
+      <w:r>
+        <w:rPr>
+          <w:lang w:val="gu_IN" w:bidi="gu_IN"/>
+        </w:rPr>
+        <w:t>પ્રેરિતો 9:23–25</w:t>
+      </w:r>
     </w:p>
     <w:p>
       <w:pPr>
@@ -1285,18 +1231,12 @@
           <w:lang w:val="gu_IN" w:bidi="gu_IN"/>
         </w:rPr>
       </w:r>
-      <w:hyperlink r:id="rId22">
-        <w:r>
-          <w:rPr>
-            <w:lang w:val="gu_IN" w:bidi="gu_IN"/>
-          </w:rPr>
-          <w:rPr>
-            <w:color w:val="0000EE"/>
-            <w:u w:val="single"/>
-          </w:rPr>
-          <w:t>આમોસ 8:1–3</w:t>
-        </w:r>
-      </w:hyperlink>
+      <w:r>
+        <w:rPr>
+          <w:lang w:val="gu_IN" w:bidi="gu_IN"/>
+        </w:rPr>
+        <w:t>આમોસ 8:1–3</w:t>
+      </w:r>
     </w:p>
     <w:p>
       <w:pPr>
@@ -1309,18 +1249,12 @@
           <w:lang w:val="gu_IN" w:bidi="gu_IN"/>
         </w:rPr>
       </w:r>
-      <w:hyperlink r:id="rId23">
-        <w:r>
-          <w:rPr>
-            <w:lang w:val="gu_IN" w:bidi="gu_IN"/>
-          </w:rPr>
-          <w:rPr>
-            <w:color w:val="0000EE"/>
-            <w:u w:val="single"/>
-          </w:rPr>
-          <w:t>યોહાન 6:13–15</w:t>
-        </w:r>
-      </w:hyperlink>
+      <w:r>
+        <w:rPr>
+          <w:lang w:val="gu_IN" w:bidi="gu_IN"/>
+        </w:rPr>
+        <w:t>યોહાન 6:13–15</w:t>
+      </w:r>
     </w:p>
     <w:p>
       <w:pPr>
@@ -1333,18 +1267,12 @@
           <w:lang w:val="gu_IN" w:bidi="gu_IN"/>
         </w:rPr>
       </w:r>
-      <w:hyperlink r:id="rId24">
-        <w:r>
-          <w:rPr>
-            <w:lang w:val="gu_IN" w:bidi="gu_IN"/>
-          </w:rPr>
-          <w:rPr>
-            <w:color w:val="0000EE"/>
-            <w:u w:val="single"/>
-          </w:rPr>
-          <w:t>ન્યાયાધીશો 6:19–20</w:t>
-        </w:r>
-      </w:hyperlink>
+      <w:r>
+        <w:rPr>
+          <w:lang w:val="gu_IN" w:bidi="gu_IN"/>
+        </w:rPr>
+        <w:t>ન્યાયાધીશો 6:19–20</w:t>
+      </w:r>
     </w:p>
     <w:p>
       <w:pPr>
@@ -1357,18 +1285,12 @@
           <w:lang w:val="gu_IN" w:bidi="gu_IN"/>
         </w:rPr>
       </w:r>
-      <w:hyperlink r:id="rId25">
-        <w:r>
-          <w:rPr>
-            <w:lang w:val="gu_IN" w:bidi="gu_IN"/>
-          </w:rPr>
-          <w:rPr>
-            <w:color w:val="0000EE"/>
-            <w:u w:val="single"/>
-          </w:rPr>
-          <w:t>માથ્થી 14:19–21</w:t>
-        </w:r>
-      </w:hyperlink>
+      <w:r>
+        <w:rPr>
+          <w:lang w:val="gu_IN" w:bidi="gu_IN"/>
+        </w:rPr>
+        <w:t>માથ્થી 14:19–21</w:t>
+      </w:r>
     </w:p>
     <w:p>
       <w:pPr>
